--- a/dokumentation/02_architektur_und_repositories.docx
+++ b/dokumentation/02_architektur_und_repositories.docx
@@ -532,6 +532,81 @@
         <w:t>Wesentliche GitOps-Grenze: GitHub Actions deployt nicht direkt mit kubectl auf den privaten Cluster. Git enthält den gewünschten Zustand; Argo CD ist für den Abgleich mit dem Cluster verantwortlich.</w:t>
       </w:r>
     </w:p>
+    <w:p/>
+    <w:p>
+      <w:pPr>
+        <w:pStyle w:val="Heading2"/>
+      </w:pPr>
+      <w:r>
+        <w:t>2.2 Rollen und Verantwortlichkeiten</w:t>
+      </w:r>
+    </w:p>
+    <w:p>
+      <w:r>
+        <w:t xml:space="preserve">Das Projekt wird laut Prüfungsrahmen als Einzelarbeit durchgeführt. Eine Person übernimmt die Rolle Junior DevOps Engineer und deckt damit alle im Projekt anfallenden Verantwortungsbereiche ab; eine Trennung auf mehrere Personen ist projektbedingt nicht vorgesehen.</w:t>
+      </w:r>
+    </w:p>
+    <w:p>
+      <w:r>
+        <w:rPr>
+          <w:b/>
+        </w:rPr>
+        <w:t xml:space="preserve">Anwendungsentwicklung/Codeanalyse: </w:t>
+      </w:r>
+      <w:r>
+        <w:t xml:space="preserve">Bewertung des Legacy-Codes, Anforderungen, Risikoanalyse (pacman-app).</w:t>
+      </w:r>
+    </w:p>
+    <w:p>
+      <w:r>
+        <w:rPr>
+          <w:b/>
+        </w:rPr>
+        <w:t xml:space="preserve">Containerisierung/CI: </w:t>
+      </w:r>
+      <w:r>
+        <w:t xml:space="preserve">Dockerfile, Compose, GitHub-Actions-Workflows, Tests (pacman-app).</w:t>
+      </w:r>
+    </w:p>
+    <w:p>
+      <w:r>
+        <w:rPr>
+          <w:b/>
+        </w:rPr>
+        <w:t xml:space="preserve">Plattform/GitOps: </w:t>
+      </w:r>
+      <w:r>
+        <w:t xml:space="preserve">Kustomize-Manifeste, Argo-CD-Konfiguration, Promotion/Rollback (pacman-gitops).</w:t>
+      </w:r>
+    </w:p>
+    <w:p>
+      <w:r>
+        <w:rPr>
+          <w:b/>
+        </w:rPr>
+        <w:t xml:space="preserve">Betrieb/Sicherheit: </w:t>
+      </w:r>
+      <w:r>
+        <w:t xml:space="preserve">Secret-Handling, Monitoring, Backup/Restore, Betriebsskripte, Diagnose.</w:t>
+      </w:r>
+    </w:p>
+    <w:p>
+      <w:r>
+        <w:rPr>
+          <w:b/>
+        </w:rPr>
+        <w:t xml:space="preserve">Qualitätssicherung/Dokumentation: </w:t>
+      </w:r>
+      <w:r>
+        <w:t xml:space="preserve">Tests, Fehleranalysen, DevOps-Fälle, die zehn Word-Dokumente und CSV-Nachweise.</w:t>
+      </w:r>
+    </w:p>
+    <w:p>
+      <w:r>
+        <w:t xml:space="preserve">Die Repository-Berechtigungen (Abschnitt 10) und die getrennten Repositories pacman-app/pacman-gitops (Abschnitt 3) bilden dabei die technische statt organisatorische Rollentrennung: Anwendungsänderungen und Infrastrukturänderungen bleiben unabhängig überprüf- und zurücksetzbar, auch wenn beide von derselben Person durchgeführt werden.</w:t>
+      </w:r>
+    </w:p>
+    <w:p/>
     <w:p>
       <w:pPr>
         <w:pStyle w:val="Heading1"/>
